--- a/th3/2026_CSE391_BÀI TẬP THỰC HÀNH SỐ 03_K66_JS Starter.docx
+++ b/th3/2026_CSE391_BÀI TẬP THỰC HÀNH SỐ 03_K66_JS Starter.docx
@@ -592,7 +592,7 @@
     <w:p/>
     <w:p>
       <w:r>
-        <w:t>---</w:t>
+        <w:t xml:space="preserve">--- thì sẽ gặp lỗi syntax </w:t>
       </w:r>
     </w:p>
     <w:p/>
@@ -619,7 +619,7 @@
     <w:p/>
     <w:p>
       <w:r>
-        <w:t>---</w:t>
+        <w:t>--- đọc lỗi, sửa lỗi và tra google</w:t>
       </w:r>
     </w:p>
     <w:p/>
@@ -788,12 +788,12 @@
     <w:p/>
     <w:p>
       <w:r>
-        <w:t>&gt; a) Nếu `score = 9`, em dự đoán console sẽ in: ........................</w:t>
-      </w:r>
-    </w:p>
-    <w:p>
-      <w:r>
-        <w:t>&gt; b) Nếu `score = 6`, em dự đoán console sẽ in: ........................</w:t>
+        <w:t>&gt; a) Nếu `score = 9`, em dự đoán console sẽ in: giỏi.............</w:t>
+      </w:r>
+    </w:p>
+    <w:p>
+      <w:r>
+        <w:t>&gt; b) Nếu `score = 6`, em dự đoán console sẽ in: trung bình.......</w:t>
       </w:r>
     </w:p>
     <w:p/>
@@ -821,12 +821,12 @@
     </w:p>
     <w:p>
       <w:r>
-        <w:t>&gt; - Trường hợp `score = 9`: Dự đoán vs Thực tế: ........................</w:t>
-      </w:r>
-    </w:p>
-    <w:p>
-      <w:r>
-        <w:t>&gt; - Trường hợp `score = 6`: Dự đoán vs Thực tế: ........................</w:t>
+        <w:t>&gt; - Trường hợp `score = 9`: Dự đoán vs Thực tế: ....như nhau.......</w:t>
+      </w:r>
+    </w:p>
+    <w:p>
+      <w:r>
+        <w:t>&gt; - Trường hợp `score = 6`: Dự đoán vs Thực tế: ....như nhau.......</w:t>
       </w:r>
     </w:p>
     <w:p/>
@@ -864,12 +864,7 @@
     <w:p/>
     <w:p>
       <w:r>
-        <w:t>........................................................................</w:t>
-      </w:r>
-    </w:p>
-    <w:p>
-      <w:r>
-        <w:t>........................................................................</w:t>
+        <w:t>nếu là trên 8 điểm thì sẽ đạt Giỏi còn nếu chỉ giữa 6.5 và 8 thì sẽ rẽ sang khá, còn ngã rẽ trung bình thì trên 5 mới có được</w:t>
       </w:r>
     </w:p>
     <w:p/>
@@ -912,7 +907,7 @@
     <w:p/>
     <w:p>
       <w:r>
-        <w:t>&gt; Em ghi lại giá trị hàm trả về: ..................................</w:t>
+        <w:t>&gt; Em ghi lại giá trị hàm trả về: ......8..............</w:t>
       </w:r>
     </w:p>
     <w:p/>
@@ -1011,22 +1006,22 @@
     </w:p>
     <w:p>
       <w:r>
-        <w:t>&gt;   - Tên hàm: .................................................</w:t>
-      </w:r>
-    </w:p>
-    <w:p>
-      <w:r>
-        <w:t>&gt;   - Tham số (parameters): ....................................</w:t>
-      </w:r>
-    </w:p>
-    <w:p>
-      <w:r>
-        <w:t>&gt;   - Thân hàm (body): .........................................</w:t>
-      </w:r>
-    </w:p>
-    <w:p>
-      <w:r>
-        <w:t>&gt;   - Giá trị trả về (return): .................................</w:t>
+        <w:t>&gt;   - Tên hàm: Là tên dùng để gọi và nhận biết hàm trong chương trình</w:t>
+      </w:r>
+    </w:p>
+    <w:p>
+      <w:r>
+        <w:t>&gt;   - Tham số (parameters): Là các biến được truyền vào hàm để hàm sử dụng khi thực hiện công việc</w:t>
+      </w:r>
+    </w:p>
+    <w:p>
+      <w:r>
+        <w:t>&gt;   - Thân hàm (body): Là phần chứa các câu lệnh của hàm, nơi thực hiện các thao tác, tính toán hoặc xử lý dữ liệu.</w:t>
+      </w:r>
+    </w:p>
+    <w:p>
+      <w:r>
+        <w:t>&gt;   - Giá trị trả về (return): Là kết quả mà hàm trả lại cho nơi gọi hàm sau khi thực hiện xong</w:t>
       </w:r>
     </w:p>
     <w:p>
@@ -1034,9 +1029,32 @@
         <w:t>&gt; - Ưu điểm của việc dùng hàm thay vì lặp lại cùng một đoạn code nhiều lần là gì?</w:t>
       </w:r>
     </w:p>
-    <w:p/>
-    <w:p>
-      <w:r>
+    <w:p>
+      <w:r>
+        <w:t>Giảm lặp lại code (tránh trùng lặp).</w:t>
+      </w:r>
+    </w:p>
+    <w:p>
+      <w:r>
+        <w:t>Chương trình dễ đọc và dễ hiểu hơn.</w:t>
+      </w:r>
+    </w:p>
+    <w:p>
+      <w:r>
+        <w:t>Dễ bảo trì và sửa lỗi (chỉ cần sửa trong hàm).</w:t>
+      </w:r>
+    </w:p>
+    <w:p>
+      <w:r>
+        <w:t>Có thể tái sử dụng nhiều lần trong chương trình.</w:t>
+      </w:r>
+    </w:p>
+    <w:p>
+      <w:r>
+        <w:rPr>
+          <w:b/>
+          <w:bCs/>
+        </w:rPr>
         <w:t>---</w:t>
       </w:r>
     </w:p>
@@ -1079,11 +1097,37 @@
     </w:p>
     <w:p>
       <w:r>
+        <w:lastRenderedPageBreak/>
         <w:t>  // Ngược lại -&gt; console.log("Chưa đủ 18 tuổi");</w:t>
       </w:r>
     </w:p>
     <w:p>
       <w:r>
+        <w:t>  if (age &gt;= 18) {</w:t>
+      </w:r>
+    </w:p>
+    <w:p>
+      <w:r>
+        <w:t>    console.log("Đủ 18 tuổi");</w:t>
+      </w:r>
+    </w:p>
+    <w:p>
+      <w:r>
+        <w:t>  } else {</w:t>
+      </w:r>
+    </w:p>
+    <w:p>
+      <w:r>
+        <w:t>    console.log("Chưa đủ 18 tuổi");</w:t>
+      </w:r>
+    </w:p>
+    <w:p>
+      <w:r>
+        <w:t>  }</w:t>
+      </w:r>
+    </w:p>
+    <w:p>
+      <w:r>
         <w:t>}</w:t>
       </w:r>
     </w:p>
@@ -1095,8 +1139,185 @@
     <w:p/>
     <w:p>
       <w:r>
+        <w:t>Gọi thử: `kiemTraTuoi(16);`, `kiemTraTuoi(20);`.</w:t>
+      </w:r>
+    </w:p>
+    <w:p/>
+    <w:p>
+      <w:r>
+        <w:t>---</w:t>
+      </w:r>
+    </w:p>
+    <w:p/>
+    <w:p>
+      <w:r>
+        <w:rPr>
+          <w:b/>
+          <w:bCs/>
+        </w:rPr>
+        <w:t>#### Bước 5: Phản tư</w:t>
+      </w:r>
+    </w:p>
+    <w:p/>
+    <w:p>
+      <w:r>
+        <w:t>&gt; - Phần nào trong if/else hoặc hàm khiến em khó hiểu nhất?</w:t>
+      </w:r>
+    </w:p>
+    <w:p>
+      <w:r>
+        <w:t>&gt; - Em đã làm gì để vượt qua (thử nhiều lần, hỏi bạn, xem lại ví dụ, tra Google, …)?</w:t>
+      </w:r>
+    </w:p>
+    <w:p/>
+    <w:p>
+      <w:r>
+        <w:t>---</w:t>
+      </w:r>
+    </w:p>
+    <w:p/>
+    <w:p>
+      <w:r>
+        <w:rPr>
+          <w:b/>
+          <w:bCs/>
+        </w:rPr>
+        <w:t>## 5. HOẠT ĐỘNG 3 (40’): THAO TÁC DOM \&amp; SỰ KIỆN</w:t>
+      </w:r>
+    </w:p>
+    <w:p/>
+    <w:p>
+      <w:r>
+        <w:rPr>
+          <w:b/>
+          <w:bCs/>
+        </w:rPr>
+        <w:t>### 5.1. Chuẩn bị HTML</w:t>
+      </w:r>
+    </w:p>
+    <w:p/>
+    <w:p>
+      <w:r>
+        <w:t>Thêm vào trang (hoặc tạo file mới):</w:t>
+      </w:r>
+    </w:p>
+    <w:p/>
+    <w:p>
+      <w:r>
         <w:lastRenderedPageBreak/>
-        <w:t>Gọi thử: `kiemTraTuoi(16);`, `kiemTraTuoi(20);`.</w:t>
+        <w:t>```html</w:t>
+      </w:r>
+    </w:p>
+    <w:p>
+      <w:r>
+        <w:t>&lt;section&gt;</w:t>
+      </w:r>
+    </w:p>
+    <w:p>
+      <w:r>
+        <w:t>  &lt;h2&gt;DOM &amp; Sự kiện&lt;/h2&gt;</w:t>
+      </w:r>
+    </w:p>
+    <w:p>
+      <w:r>
+        <w:t>  &lt;p id="status"&gt;Chưa có tương tác...&lt;/p&gt;</w:t>
+      </w:r>
+    </w:p>
+    <w:p/>
+    <w:p>
+      <w:r>
+        <w:t>  &lt;button id="btnHello"&gt;Chào&lt;/button&gt;</w:t>
+      </w:r>
+    </w:p>
+    <w:p>
+      <w:r>
+        <w:t>  &lt;button id="btnRed"&gt;Đổi màu nền thành đỏ&lt;/button&gt;</w:t>
+      </w:r>
+    </w:p>
+    <w:p/>
+    <w:p>
+      <w:r>
+        <w:t>  &lt;div style="margin-top: 20px;"&gt;</w:t>
+      </w:r>
+    </w:p>
+    <w:p>
+      <w:r>
+        <w:t>    &lt;label&gt;Nhập tên: &lt;/label&gt;</w:t>
+      </w:r>
+    </w:p>
+    <w:p>
+      <w:r>
+        <w:t>    &lt;input id="nameInput" type="text" /&gt;</w:t>
+      </w:r>
+    </w:p>
+    <w:p>
+      <w:r>
+        <w:t>    &lt;p id="greeting"&gt;&lt;/p&gt;</w:t>
+      </w:r>
+    </w:p>
+    <w:p>
+      <w:r>
+        <w:t>  &lt;/div&gt;</w:t>
+      </w:r>
+    </w:p>
+    <w:p>
+      <w:r>
+        <w:t>&lt;/section&gt;</w:t>
+      </w:r>
+    </w:p>
+    <w:p/>
+    <w:p>
+      <w:r>
+        <w:t>&lt;script src="dom.js"&gt;&lt;/script&gt;</w:t>
+      </w:r>
+    </w:p>
+    <w:p>
+      <w:r>
+        <w:t>```</w:t>
+      </w:r>
+    </w:p>
+    <w:p/>
+    <w:p>
+      <w:r>
+        <w:t>Tạo file `dom.js`:</w:t>
+      </w:r>
+    </w:p>
+    <w:p/>
+    <w:p>
+      <w:r>
+        <w:t>```js</w:t>
+      </w:r>
+    </w:p>
+    <w:p>
+      <w:r>
+        <w:t>const statusEl = document.getElementById("status");</w:t>
+      </w:r>
+    </w:p>
+    <w:p>
+      <w:r>
+        <w:t>const btnHello = document.getElementById("btnHello");</w:t>
+      </w:r>
+    </w:p>
+    <w:p/>
+    <w:p>
+      <w:r>
+        <w:t>btnHello.addEventListener("click", function () {</w:t>
+      </w:r>
+    </w:p>
+    <w:p>
+      <w:r>
+        <w:t>  statusEl.textContent = "Xin chào! Đây là nội dung được thay đổi bằng JavaScript.";</w:t>
+      </w:r>
+    </w:p>
+    <w:p>
+      <w:r>
+        <w:lastRenderedPageBreak/>
+        <w:t>});</w:t>
+      </w:r>
+    </w:p>
+    <w:p>
+      <w:r>
+        <w:t>```</w:t>
       </w:r>
     </w:p>
     <w:p/>
@@ -1112,18 +1333,53 @@
           <w:b/>
           <w:bCs/>
         </w:rPr>
-        <w:t>#### Bước 5: Phản tư</w:t>
-      </w:r>
-    </w:p>
-    <w:p/>
-    <w:p>
-      <w:r>
-        <w:t>&gt; - Phần nào trong if/else hoặc hàm khiến em khó hiểu nhất?</w:t>
-      </w:r>
-    </w:p>
-    <w:p>
-      <w:r>
-        <w:t>&gt; - Em đã làm gì để vượt qua (thử nhiều lần, hỏi bạn, xem lại ví dụ, tra Google, …)?</w:t>
+        <w:t>### 5.2. Nhiệm vụ cho sinh viên</w:t>
+      </w:r>
+    </w:p>
+    <w:p/>
+    <w:p>
+      <w:r>
+        <w:rPr>
+          <w:b/>
+          <w:bCs/>
+        </w:rPr>
+        <w:t>#### Bước 1: Đọc \&amp; giải thích</w:t>
+      </w:r>
+    </w:p>
+    <w:p/>
+    <w:p>
+      <w:r>
+        <w:t>&gt; Câu hỏi:</w:t>
+      </w:r>
+    </w:p>
+    <w:p>
+      <w:r>
+        <w:t>&gt; - `document.getElementById("status")` đang làm gì?</w:t>
+      </w:r>
+    </w:p>
+    <w:p>
+      <w:r>
+        <w:t>truy vấn tới phần tử chứa id status</w:t>
+      </w:r>
+    </w:p>
+    <w:p>
+      <w:r>
+        <w:t>&gt; - Sự kiện `"click"` xảy ra khi nào?</w:t>
+      </w:r>
+    </w:p>
+    <w:p>
+      <w:r>
+        <w:t>khi đúp con trỏ tới</w:t>
+      </w:r>
+    </w:p>
+    <w:p>
+      <w:r>
+        <w:t>&gt; - Trong đoạn code trên, khi nhấn nút `btnHello`, điều gì thay đổi trên trang?</w:t>
+      </w:r>
+    </w:p>
+    <w:p>
+      <w:r>
+        <w:t>xuất hiện dòng trên nút đó "Xin chào! Đây là nội dung được thay đổi bằng JavaScript."</w:t>
       </w:r>
     </w:p>
     <w:p/>
@@ -1139,93 +1395,46 @@
           <w:b/>
           <w:bCs/>
         </w:rPr>
-        <w:t>## 5. HOẠT ĐỘNG 3 (40’): THAO TÁC DOM \&amp; SỰ KIỆN</w:t>
-      </w:r>
-    </w:p>
-    <w:p/>
-    <w:p>
-      <w:r>
-        <w:rPr>
-          <w:b/>
-          <w:bCs/>
-        </w:rPr>
-        <w:t>### 5.1. Chuẩn bị HTML</w:t>
-      </w:r>
-    </w:p>
-    <w:p/>
-    <w:p>
-      <w:r>
-        <w:t>Thêm vào trang (hoặc tạo file mới):</w:t>
-      </w:r>
-    </w:p>
-    <w:p/>
-    <w:p>
-      <w:r>
-        <w:t>```html</w:t>
-      </w:r>
-    </w:p>
-    <w:p>
-      <w:r>
-        <w:t>&lt;section&gt;</w:t>
-      </w:r>
-    </w:p>
-    <w:p>
-      <w:r>
-        <w:t>  &lt;h2&gt;DOM &amp; Sự kiện&lt;/h2&gt;</w:t>
-      </w:r>
-    </w:p>
-    <w:p>
-      <w:r>
-        <w:t>  &lt;p id="status"&gt;Chưa có tương tác...&lt;/p&gt;</w:t>
-      </w:r>
-    </w:p>
-    <w:p/>
-    <w:p>
-      <w:r>
-        <w:t>  &lt;button id="btnHello"&gt;Chào&lt;/button&gt;</w:t>
-      </w:r>
-    </w:p>
-    <w:p>
-      <w:r>
-        <w:t>  &lt;button id="btnRed"&gt;Đổi màu nền thành đỏ&lt;/button&gt;</w:t>
-      </w:r>
-    </w:p>
-    <w:p/>
-    <w:p>
-      <w:r>
-        <w:t>  &lt;div style="margin-top: 20px;"&gt;</w:t>
-      </w:r>
-    </w:p>
+        <w:t>#### Bước 2: Thử nghiệm nút đổi màu nền</w:t>
+      </w:r>
+    </w:p>
+    <w:p/>
+    <w:p>
+      <w:r>
+        <w:t>Hoàn thiện code:</w:t>
+      </w:r>
+    </w:p>
+    <w:p/>
+    <w:p>
+      <w:r>
+        <w:t>```js</w:t>
+      </w:r>
+    </w:p>
+    <w:p>
+      <w:r>
+        <w:t>const btnRed = document.getElementById("btnRed");</w:t>
+      </w:r>
+    </w:p>
+    <w:p/>
     <w:p>
       <w:r>
         <w:lastRenderedPageBreak/>
-        <w:t>    &lt;label&gt;Nhập tên: &lt;/label&gt;</w:t>
-      </w:r>
-    </w:p>
-    <w:p>
-      <w:r>
-        <w:t>    &lt;input id="nameInput" type="text" /&gt;</w:t>
-      </w:r>
-    </w:p>
-    <w:p>
-      <w:r>
-        <w:t>    &lt;p id="greeting"&gt;&lt;/p&gt;</w:t>
-      </w:r>
-    </w:p>
-    <w:p>
-      <w:r>
-        <w:t>  &lt;/div&gt;</w:t>
-      </w:r>
-    </w:p>
-    <w:p>
-      <w:r>
-        <w:t>&lt;/section&gt;</w:t>
-      </w:r>
-    </w:p>
-    <w:p/>
-    <w:p>
-      <w:r>
-        <w:t>&lt;script src="dom.js"&gt;&lt;/script&gt;</w:t>
+        <w:t>btnRed.addEventListener("click", function () {</w:t>
+      </w:r>
+    </w:p>
+    <w:p>
+      <w:r>
+        <w:t>  // TODO: Đổi màu nền trang thành đỏ</w:t>
+      </w:r>
+    </w:p>
+    <w:p>
+      <w:r>
+        <w:t>  document.body.style.backgroundColor = "red";</w:t>
+      </w:r>
+    </w:p>
+    <w:p>
+      <w:r>
+        <w:t>});</w:t>
       </w:r>
     </w:p>
     <w:p>
@@ -1236,7 +1445,57 @@
     <w:p/>
     <w:p>
       <w:r>
-        <w:t>Tạo file `dom.js`:</w:t>
+        <w:t>&gt; Câu hỏi:</w:t>
+      </w:r>
+    </w:p>
+    <w:p>
+      <w:r>
+        <w:t>&gt; - Em có thể đổi sang màu khác (vd. `lightblue`) không? Hãy thử.</w:t>
+      </w:r>
+    </w:p>
+    <w:p>
+      <w:r>
+        <w:t>document.body.style.backgroundColor = "lightblue";</w:t>
+      </w:r>
+    </w:p>
+    <w:p>
+      <w:r>
+        <w:t>&gt; - Em hãy ghi lại 1 ví dụ khác mà JavaScript có thể làm với `document.body.style`.</w:t>
+      </w:r>
+    </w:p>
+    <w:p>
+      <w:r>
+        <w:t>document.body.style.backgroundColor = "#333";</w:t>
+      </w:r>
+    </w:p>
+    <w:p>
+      <w:r>
+        <w:t>document.body.style.color = "#fff";</w:t>
+      </w:r>
+    </w:p>
+    <w:p>
+      <w:r>
+        <w:rPr>
+          <w:b/>
+          <w:bCs/>
+        </w:rPr>
+        <w:t>---</w:t>
+      </w:r>
+    </w:p>
+    <w:p/>
+    <w:p>
+      <w:r>
+        <w:rPr>
+          <w:b/>
+          <w:bCs/>
+        </w:rPr>
+        <w:t>#### Bước 3: Xử lý sự kiện input – gõ tên, hiện lời chào</w:t>
+      </w:r>
+    </w:p>
+    <w:p/>
+    <w:p>
+      <w:r>
+        <w:t>Hoàn thiện code:</w:t>
       </w:r>
     </w:p>
     <w:p/>
@@ -1247,7 +1506,122 @@
     </w:p>
     <w:p>
       <w:r>
-        <w:t>const statusEl = document.getElementById("status");</w:t>
+        <w:t>const nameInput = document.getElementById("nameInput");</w:t>
+      </w:r>
+    </w:p>
+    <w:p>
+      <w:r>
+        <w:t>const greeting = document.getElementById("greeting");</w:t>
+      </w:r>
+    </w:p>
+    <w:p/>
+    <w:p>
+      <w:r>
+        <w:t>nameInput.addEventListener("input", function () {</w:t>
+      </w:r>
+    </w:p>
+    <w:p>
+      <w:r>
+        <w:t>  const value = nameInput.value;</w:t>
+      </w:r>
+    </w:p>
+    <w:p>
+      <w:r>
+        <w:t>  greeting.textContent = "Xin chào, " + value + "!";</w:t>
+      </w:r>
+    </w:p>
+    <w:p>
+      <w:r>
+        <w:t>});</w:t>
+      </w:r>
+    </w:p>
+    <w:p>
+      <w:r>
+        <w:lastRenderedPageBreak/>
+        <w:t>```</w:t>
+      </w:r>
+    </w:p>
+    <w:p/>
+    <w:p>
+      <w:r>
+        <w:t>&gt; Câu hỏi:</w:t>
+      </w:r>
+    </w:p>
+    <w:p>
+      <w:r>
+        <w:t>&gt; - Sự kiện `"input"` khác gì so với `"click"`?</w:t>
+      </w:r>
+    </w:p>
+    <w:p>
+      <w:r>
+        <w:t>sự kiện click kích hoạt khi tương tác chuột còn sự kiện input kích hoạt khi nhập xoá dữ liệu</w:t>
+      </w:r>
+    </w:p>
+    <w:p>
+      <w:r>
+        <w:t>&gt; - Khi em xoá hết nội dung ô input, dòng `greeting` hiển thị gì?</w:t>
+      </w:r>
+    </w:p>
+    <w:p>
+      <w:r>
+        <w:t>dòng greeting còn "Xin chào, !"</w:t>
+      </w:r>
+    </w:p>
+    <w:p/>
+    <w:p>
+      <w:r>
+        <w:t>---</w:t>
+      </w:r>
+    </w:p>
+    <w:p/>
+    <w:p>
+      <w:r>
+        <w:rPr>
+          <w:b/>
+          <w:bCs/>
+        </w:rPr>
+        <w:t>#### Bước 4: Liên hệ khái niệm DOM</w:t>
+      </w:r>
+    </w:p>
+    <w:p/>
+    <w:p>
+      <w:r>
+        <w:t xml:space="preserve">&gt; DOM (Document Object Model) là mô hình biểu diễn trang HTML dưới dạng một </w:t>
+      </w:r>
+      <w:r>
+        <w:rPr>
+          <w:b/>
+          <w:bCs/>
+        </w:rPr>
+        <w:t>**cây các đối tượng**</w:t>
+      </w:r>
+      <w:r>
+        <w:t xml:space="preserve"> mà JavaScript có thể truy cập và thay đổi.</w:t>
+      </w:r>
+    </w:p>
+    <w:p>
+      <w:r>
+        <w:t>&gt;</w:t>
+      </w:r>
+    </w:p>
+    <w:p>
+      <w:r>
+        <w:t>&gt; Em hãy:</w:t>
+      </w:r>
+    </w:p>
+    <w:p>
+      <w:r>
+        <w:t>&gt; - Tự mô tả DOM bằng lời của em:</w:t>
+      </w:r>
+    </w:p>
+    <w:p>
+      <w:r>
+        <w:t xml:space="preserve">&gt;   dom là biểu diễn html/xml dưới dạng cấu trúc cây </w:t>
+      </w:r>
+    </w:p>
+    <w:p>
+      <w:r>
+        <w:t>&gt; - Nêu 1 ví dụ “thao tác DOM” trong bài (ghi lại 1 dòng lệnh cụ thể).</w:t>
       </w:r>
     </w:p>
     <w:p>
@@ -1258,27 +1632,6 @@
     <w:p/>
     <w:p>
       <w:r>
-        <w:t>btnHello.addEventListener("click", function () {</w:t>
-      </w:r>
-    </w:p>
-    <w:p>
-      <w:r>
-        <w:t>  statusEl.textContent = "Xin chào! Đây là nội dung được thay đổi bằng JavaScript.";</w:t>
-      </w:r>
-    </w:p>
-    <w:p>
-      <w:r>
-        <w:t>});</w:t>
-      </w:r>
-    </w:p>
-    <w:p>
-      <w:r>
-        <w:t>```</w:t>
-      </w:r>
-    </w:p>
-    <w:p/>
-    <w:p>
-      <w:r>
         <w:t>---</w:t>
       </w:r>
     </w:p>
@@ -1289,296 +1642,191 @@
           <w:b/>
           <w:bCs/>
         </w:rPr>
-        <w:t>### 5.2. Nhiệm vụ cho sinh viên</w:t>
-      </w:r>
-    </w:p>
-    <w:p/>
-    <w:p>
-      <w:r>
-        <w:rPr>
-          <w:b/>
-          <w:bCs/>
-        </w:rPr>
-        <w:t>#### Bước 1: Đọc \&amp; giải thích</w:t>
-      </w:r>
-    </w:p>
-    <w:p/>
+        <w:t>#### Bước 5: Ảnh kết quả</w:t>
+      </w:r>
+    </w:p>
+    <w:p/>
+    <w:p>
+      <w:r>
+        <w:t>Hãy chụp các ảnh màn hình:</w:t>
+      </w:r>
+    </w:p>
+    <w:p/>
+    <w:p>
+      <w:r>
+        <w:t>1. Khi vừa tải trang (chưa tương tác).</w:t>
+      </w:r>
+    </w:p>
+    <w:p>
+      <w:r>
+        <w:drawing>
+          <wp:inline distT="0" distB="0" distL="0" distR="0" wp14:anchorId="2120EE31" wp14:editId="075E8361">
+            <wp:extent cx="3429479" cy="2000529"/>
+            <wp:effectExtent l="0" t="0" r="0" b="0"/>
+            <wp:docPr id="663245374" name="Picture 1"/>
+            <wp:cNvGraphicFramePr>
+              <a:graphicFrameLocks xmlns:a="http://schemas.openxmlformats.org/drawingml/2006/main" noChangeAspect="1"/>
+            </wp:cNvGraphicFramePr>
+            <a:graphic xmlns:a="http://schemas.openxmlformats.org/drawingml/2006/main">
+              <a:graphicData uri="http://schemas.openxmlformats.org/drawingml/2006/picture">
+                <pic:pic xmlns:pic="http://schemas.openxmlformats.org/drawingml/2006/picture">
+                  <pic:nvPicPr>
+                    <pic:cNvPr id="663245374" name=""/>
+                    <pic:cNvPicPr/>
+                  </pic:nvPicPr>
+                  <pic:blipFill>
+                    <a:blip r:embed="rId4"/>
+                    <a:stretch>
+                      <a:fillRect/>
+                    </a:stretch>
+                  </pic:blipFill>
+                  <pic:spPr>
+                    <a:xfrm>
+                      <a:off x="0" y="0"/>
+                      <a:ext cx="3429479" cy="2000529"/>
+                    </a:xfrm>
+                    <a:prstGeom prst="rect">
+                      <a:avLst/>
+                    </a:prstGeom>
+                  </pic:spPr>
+                </pic:pic>
+              </a:graphicData>
+            </a:graphic>
+          </wp:inline>
+        </w:drawing>
+      </w:r>
+    </w:p>
+    <w:p>
+      <w:r>
+        <w:t>2. Sau khi nhấn “Chào”.</w:t>
+      </w:r>
+    </w:p>
+    <w:p>
+      <w:r>
+        <w:drawing>
+          <wp:inline distT="0" distB="0" distL="0" distR="0" wp14:anchorId="01415381" wp14:editId="422D247A">
+            <wp:extent cx="3924848" cy="1895740"/>
+            <wp:effectExtent l="0" t="0" r="0" b="9525"/>
+            <wp:docPr id="976162752" name="Picture 1"/>
+            <wp:cNvGraphicFramePr>
+              <a:graphicFrameLocks xmlns:a="http://schemas.openxmlformats.org/drawingml/2006/main" noChangeAspect="1"/>
+            </wp:cNvGraphicFramePr>
+            <a:graphic xmlns:a="http://schemas.openxmlformats.org/drawingml/2006/main">
+              <a:graphicData uri="http://schemas.openxmlformats.org/drawingml/2006/picture">
+                <pic:pic xmlns:pic="http://schemas.openxmlformats.org/drawingml/2006/picture">
+                  <pic:nvPicPr>
+                    <pic:cNvPr id="976162752" name=""/>
+                    <pic:cNvPicPr/>
+                  </pic:nvPicPr>
+                  <pic:blipFill>
+                    <a:blip r:embed="rId5"/>
+                    <a:stretch>
+                      <a:fillRect/>
+                    </a:stretch>
+                  </pic:blipFill>
+                  <pic:spPr>
+                    <a:xfrm>
+                      <a:off x="0" y="0"/>
+                      <a:ext cx="3924848" cy="1895740"/>
+                    </a:xfrm>
+                    <a:prstGeom prst="rect">
+                      <a:avLst/>
+                    </a:prstGeom>
+                  </pic:spPr>
+                </pic:pic>
+              </a:graphicData>
+            </a:graphic>
+          </wp:inline>
+        </w:drawing>
+      </w:r>
+    </w:p>
+    <w:p>
+      <w:r>
+        <w:t>3. Sau khi đổi nền sang màu đỏ.</w:t>
+      </w:r>
+    </w:p>
+    <w:p>
+      <w:r>
+        <w:drawing>
+          <wp:inline distT="0" distB="0" distL="0" distR="0" wp14:anchorId="00F25568" wp14:editId="6BC31487">
+            <wp:extent cx="4334480" cy="2295845"/>
+            <wp:effectExtent l="0" t="0" r="9525" b="9525"/>
+            <wp:docPr id="764447383" name="Picture 1"/>
+            <wp:cNvGraphicFramePr>
+              <a:graphicFrameLocks xmlns:a="http://schemas.openxmlformats.org/drawingml/2006/main" noChangeAspect="1"/>
+            </wp:cNvGraphicFramePr>
+            <a:graphic xmlns:a="http://schemas.openxmlformats.org/drawingml/2006/main">
+              <a:graphicData uri="http://schemas.openxmlformats.org/drawingml/2006/picture">
+                <pic:pic xmlns:pic="http://schemas.openxmlformats.org/drawingml/2006/picture">
+                  <pic:nvPicPr>
+                    <pic:cNvPr id="764447383" name=""/>
+                    <pic:cNvPicPr/>
+                  </pic:nvPicPr>
+                  <pic:blipFill>
+                    <a:blip r:embed="rId6"/>
+                    <a:stretch>
+                      <a:fillRect/>
+                    </a:stretch>
+                  </pic:blipFill>
+                  <pic:spPr>
+                    <a:xfrm>
+                      <a:off x="0" y="0"/>
+                      <a:ext cx="4334480" cy="2295845"/>
+                    </a:xfrm>
+                    <a:prstGeom prst="rect">
+                      <a:avLst/>
+                    </a:prstGeom>
+                  </pic:spPr>
+                </pic:pic>
+              </a:graphicData>
+            </a:graphic>
+          </wp:inline>
+        </w:drawing>
+      </w:r>
+    </w:p>
+    <w:p>
+      <w:r>
+        <w:t>4. Khi gõ tên và nhìn thấy lời chào xuất hiện.</w:t>
+      </w:r>
+    </w:p>
     <w:p>
       <w:r>
         <w:lastRenderedPageBreak/>
-        <w:t>&gt; Câu hỏi:</w:t>
-      </w:r>
-    </w:p>
-    <w:p>
-      <w:r>
-        <w:t>&gt; - `document.getElementById("status")` đang làm gì?</w:t>
-      </w:r>
-    </w:p>
-    <w:p>
-      <w:r>
-        <w:t>&gt; - Sự kiện `"click"` xảy ra khi nào?</w:t>
-      </w:r>
-    </w:p>
-    <w:p>
-      <w:r>
-        <w:t>&gt; - Trong đoạn code trên, khi nhấn nút `btnHello`, điều gì thay đổi trên trang?</w:t>
-      </w:r>
-    </w:p>
-    <w:p/>
-    <w:p>
-      <w:r>
-        <w:t>---</w:t>
-      </w:r>
-    </w:p>
-    <w:p/>
-    <w:p>
-      <w:r>
-        <w:rPr>
-          <w:b/>
-          <w:bCs/>
-        </w:rPr>
-        <w:t>#### Bước 2: Thử nghiệm nút đổi màu nền</w:t>
-      </w:r>
-    </w:p>
-    <w:p/>
-    <w:p>
-      <w:r>
-        <w:t>Hoàn thiện code:</w:t>
-      </w:r>
-    </w:p>
-    <w:p/>
-    <w:p>
-      <w:r>
-        <w:t>```js</w:t>
-      </w:r>
-    </w:p>
-    <w:p>
-      <w:r>
-        <w:t>const btnRed = document.getElementById("btnRed");</w:t>
-      </w:r>
-    </w:p>
-    <w:p/>
-    <w:p>
-      <w:r>
-        <w:t>btnRed.addEventListener("click", function () {</w:t>
-      </w:r>
-    </w:p>
-    <w:p>
-      <w:r>
-        <w:t>  // TODO: Đổi màu nền trang thành đỏ</w:t>
-      </w:r>
-    </w:p>
-    <w:p>
-      <w:r>
-        <w:t>  document.body.style.backgroundColor = "red";</w:t>
-      </w:r>
-    </w:p>
-    <w:p>
-      <w:r>
-        <w:t>});</w:t>
-      </w:r>
-    </w:p>
-    <w:p>
-      <w:r>
-        <w:t>```</w:t>
-      </w:r>
-    </w:p>
-    <w:p/>
-    <w:p>
-      <w:r>
-        <w:t>&gt; Câu hỏi:</w:t>
-      </w:r>
-    </w:p>
-    <w:p>
-      <w:r>
-        <w:t>&gt; - Em có thể đổi sang màu khác (vd. `lightblue`) không? Hãy thử.</w:t>
-      </w:r>
-    </w:p>
-    <w:p>
-      <w:r>
-        <w:t>&gt; - Em hãy ghi lại 1 ví dụ khác mà JavaScript có thể làm với `document.body.style`.</w:t>
-      </w:r>
-    </w:p>
-    <w:p/>
-    <w:p>
-      <w:r>
-        <w:t>---</w:t>
-      </w:r>
-    </w:p>
-    <w:p/>
-    <w:p>
-      <w:r>
-        <w:rPr>
-          <w:b/>
-          <w:bCs/>
-        </w:rPr>
-        <w:lastRenderedPageBreak/>
-        <w:t>#### Bước 3: Xử lý sự kiện input – gõ tên, hiện lời chào</w:t>
-      </w:r>
-    </w:p>
-    <w:p/>
-    <w:p>
-      <w:r>
-        <w:t>Hoàn thiện code:</w:t>
-      </w:r>
-    </w:p>
-    <w:p/>
-    <w:p>
-      <w:r>
-        <w:t>```js</w:t>
-      </w:r>
-    </w:p>
-    <w:p>
-      <w:r>
-        <w:t>const nameInput = document.getElementById("nameInput");</w:t>
-      </w:r>
-    </w:p>
-    <w:p>
-      <w:r>
-        <w:t>const greeting = document.getElementById("greeting");</w:t>
-      </w:r>
-    </w:p>
-    <w:p/>
-    <w:p>
-      <w:r>
-        <w:t>nameInput.addEventListener("input", function () {</w:t>
-      </w:r>
-    </w:p>
-    <w:p>
-      <w:r>
-        <w:t>  const value = nameInput.value;</w:t>
-      </w:r>
-    </w:p>
-    <w:p>
-      <w:r>
-        <w:t>  greeting.textContent = "Xin chào, " + value + "!";</w:t>
-      </w:r>
-    </w:p>
-    <w:p>
-      <w:r>
-        <w:t>});</w:t>
-      </w:r>
-    </w:p>
-    <w:p>
-      <w:r>
-        <w:t>```</w:t>
-      </w:r>
-    </w:p>
-    <w:p/>
-    <w:p>
-      <w:r>
-        <w:t>&gt; Câu hỏi:</w:t>
-      </w:r>
-    </w:p>
-    <w:p>
-      <w:r>
-        <w:t>&gt; - Sự kiện `"input"` khác gì so với `"click"`?</w:t>
-      </w:r>
-    </w:p>
-    <w:p>
-      <w:r>
-        <w:t>&gt; - Khi em xoá hết nội dung ô input, dòng `greeting` hiển thị gì?</w:t>
-      </w:r>
-    </w:p>
-    <w:p/>
-    <w:p>
-      <w:r>
-        <w:t>---</w:t>
-      </w:r>
-    </w:p>
-    <w:p/>
-    <w:p>
-      <w:r>
-        <w:rPr>
-          <w:b/>
-          <w:bCs/>
-        </w:rPr>
-        <w:t>#### Bước 4: Liên hệ khái niệm DOM</w:t>
-      </w:r>
-    </w:p>
-    <w:p/>
-    <w:p>
-      <w:r>
-        <w:t xml:space="preserve">&gt; DOM (Document Object Model) là mô hình biểu diễn trang HTML dưới dạng một </w:t>
-      </w:r>
-      <w:r>
-        <w:rPr>
-          <w:b/>
-          <w:bCs/>
-        </w:rPr>
-        <w:t>**cây các đối tượng**</w:t>
-      </w:r>
-      <w:r>
-        <w:t xml:space="preserve"> mà JavaScript có thể truy cập và thay đổi.</w:t>
-      </w:r>
-    </w:p>
-    <w:p>
-      <w:r>
-        <w:t>&gt;</w:t>
-      </w:r>
-    </w:p>
-    <w:p>
-      <w:r>
-        <w:t>&gt; Em hãy:</w:t>
-      </w:r>
-    </w:p>
-    <w:p>
-      <w:r>
-        <w:lastRenderedPageBreak/>
-        <w:t>&gt; - Tự mô tả DOM bằng lời của em:</w:t>
-      </w:r>
-    </w:p>
-    <w:p>
-      <w:r>
-        <w:t>&gt;   ................................................................</w:t>
-      </w:r>
-    </w:p>
-    <w:p>
-      <w:r>
-        <w:t>&gt; - Nêu 1 ví dụ “thao tác DOM” trong bài (ghi lại 1 dòng lệnh cụ thể).</w:t>
-      </w:r>
-    </w:p>
-    <w:p/>
-    <w:p>
-      <w:r>
-        <w:t>---</w:t>
-      </w:r>
-    </w:p>
-    <w:p/>
-    <w:p>
-      <w:r>
-        <w:rPr>
-          <w:b/>
-          <w:bCs/>
-        </w:rPr>
-        <w:t>#### Bước 5: Ảnh kết quả</w:t>
-      </w:r>
-    </w:p>
-    <w:p/>
-    <w:p>
-      <w:r>
-        <w:t>Hãy chụp các ảnh màn hình:</w:t>
-      </w:r>
-    </w:p>
-    <w:p/>
-    <w:p>
-      <w:r>
-        <w:t>1. Khi vừa tải trang (chưa tương tác).</w:t>
-      </w:r>
-    </w:p>
-    <w:p>
-      <w:r>
-        <w:t>2. Sau khi nhấn “Chào”.</w:t>
-      </w:r>
-    </w:p>
-    <w:p>
-      <w:r>
-        <w:t>3. Sau khi đổi nền sang màu đỏ.</w:t>
-      </w:r>
-    </w:p>
-    <w:p>
-      <w:r>
-        <w:t>4. Khi gõ tên và nhìn thấy lời chào xuất hiện.</w:t>
+        <w:drawing>
+          <wp:inline distT="0" distB="0" distL="0" distR="0" wp14:anchorId="6952D7D6" wp14:editId="2A2F0BD4">
+            <wp:extent cx="3848637" cy="1895740"/>
+            <wp:effectExtent l="0" t="0" r="0" b="9525"/>
+            <wp:docPr id="227336964" name="Picture 1"/>
+            <wp:cNvGraphicFramePr>
+              <a:graphicFrameLocks xmlns:a="http://schemas.openxmlformats.org/drawingml/2006/main" noChangeAspect="1"/>
+            </wp:cNvGraphicFramePr>
+            <a:graphic xmlns:a="http://schemas.openxmlformats.org/drawingml/2006/main">
+              <a:graphicData uri="http://schemas.openxmlformats.org/drawingml/2006/picture">
+                <pic:pic xmlns:pic="http://schemas.openxmlformats.org/drawingml/2006/picture">
+                  <pic:nvPicPr>
+                    <pic:cNvPr id="227336964" name=""/>
+                    <pic:cNvPicPr/>
+                  </pic:nvPicPr>
+                  <pic:blipFill>
+                    <a:blip r:embed="rId7"/>
+                    <a:stretch>
+                      <a:fillRect/>
+                    </a:stretch>
+                  </pic:blipFill>
+                  <pic:spPr>
+                    <a:xfrm>
+                      <a:off x="0" y="0"/>
+                      <a:ext cx="3848637" cy="1895740"/>
+                    </a:xfrm>
+                    <a:prstGeom prst="rect">
+                      <a:avLst/>
+                    </a:prstGeom>
+                  </pic:spPr>
+                </pic:pic>
+              </a:graphicData>
+            </a:graphic>
+          </wp:inline>
+        </w:drawing>
       </w:r>
     </w:p>
     <w:p/>
@@ -1631,18 +1879,39 @@
     </w:p>
     <w:p>
       <w:r>
+        <w:t>// JS thuần</w:t>
+      </w:r>
+    </w:p>
+    <w:p>
+      <w:r>
+        <w:t>document.getElementById("btnHello").addEventListener("click", function () {</w:t>
+      </w:r>
+    </w:p>
+    <w:p>
+      <w:r>
+        <w:t>  alert("Hello from JS!");</w:t>
+      </w:r>
+    </w:p>
+    <w:p>
+      <w:r>
+        <w:t>});</w:t>
+      </w:r>
+    </w:p>
+    <w:p/>
+    <w:p>
+      <w:r>
+        <w:t>// jQuery (giả sử đã import jQuery)</w:t>
+      </w:r>
+    </w:p>
+    <w:p>
+      <w:r>
+        <w:t>$("#btnHello").on("click", function () {</w:t>
+      </w:r>
+    </w:p>
+    <w:p>
+      <w:r>
         <w:lastRenderedPageBreak/>
-        <w:t>// JS thuần</w:t>
-      </w:r>
-    </w:p>
-    <w:p>
-      <w:r>
-        <w:t>document.getElementById("btnHello").addEventListener("click", function () {</w:t>
-      </w:r>
-    </w:p>
-    <w:p>
-      <w:r>
-        <w:t>  alert("Hello from JS!");</w:t>
+        <w:t>  alert("Hello from jQuery!");</w:t>
       </w:r>
     </w:p>
     <w:p>
@@ -1650,27 +1919,6 @@
         <w:t>});</w:t>
       </w:r>
     </w:p>
-    <w:p/>
-    <w:p>
-      <w:r>
-        <w:t>// jQuery (giả sử đã import jQuery)</w:t>
-      </w:r>
-    </w:p>
-    <w:p>
-      <w:r>
-        <w:t>$("#btnHello").on("click", function () {</w:t>
-      </w:r>
-    </w:p>
-    <w:p>
-      <w:r>
-        <w:t>  alert("Hello from jQuery!");</w:t>
-      </w:r>
-    </w:p>
-    <w:p>
-      <w:r>
-        <w:t>});</w:t>
-      </w:r>
-    </w:p>
     <w:p>
       <w:r>
         <w:t>```</w:t>
@@ -1689,22 +1937,38 @@
     </w:p>
     <w:p>
       <w:r>
+        <w:t>Cả hai đoạn code đều gắn sự kiện click cho nút có id btnHello</w:t>
+      </w:r>
+    </w:p>
+    <w:p>
+      <w:r>
         <w:t>&gt; - Điểm khác nhau về cú pháp là gì (`document.getElementById` vs `$("#id")`, `addEventListener` vs `.on`)?</w:t>
       </w:r>
     </w:p>
     <w:p>
       <w:r>
+        <w:t>Jquery ngắn gọn hơn</w:t>
+      </w:r>
+    </w:p>
+    <w:p>
+      <w:r>
         <w:t>&gt; - Em hãy tra cứu nhanh “What is jQuery used for?” và ghi 2 ý chính:</w:t>
       </w:r>
     </w:p>
     <w:p>
       <w:r>
-        <w:t>&gt;   1. ................................................................</w:t>
-      </w:r>
-    </w:p>
-    <w:p>
-      <w:r>
-        <w:t>&gt;   2. ................................................................</w:t>
+        <w:t xml:space="preserve">&gt;   1. </w:t>
+      </w:r>
+      <w:r>
+        <w:t>Đơn giản hóa việc thao tác với HTML DOM, sự kiện và hiệu ứng</w:t>
+      </w:r>
+    </w:p>
+    <w:p>
+      <w:r>
+        <w:t xml:space="preserve">&gt;   2. </w:t>
+      </w:r>
+      <w:r>
+        <w:t>Giúp viết JavaScript ngắn gọn hơn và hoạt động tốt trên nhiều trình duyệt</w:t>
       </w:r>
     </w:p>
     <w:p/>
@@ -1741,18 +2005,35 @@
     </w:p>
     <w:p>
       <w:r>
-        <w:lastRenderedPageBreak/>
-        <w:t>&gt;    - Biến \&amp; kiểu dữ liệu: [ ] Chưa hiểu  [ ] Tạm ổn  [ ] Khá rõ</w:t>
-      </w:r>
-    </w:p>
-    <w:p>
-      <w:r>
-        <w:t>&gt;    - If/else \&amp; hàm:       [ ] Chưa hiểu  [ ] Tạm ổn  [ ] Khá rõ</w:t>
-      </w:r>
-    </w:p>
-    <w:p>
-      <w:r>
-        <w:t>&gt;    - DOM \&amp; sự kiện:       [ ] Chưa hiểu  [ ] Tạm ổn  [ ] Khá rõ</w:t>
+        <w:t>&gt;    - Biến \&amp; kiểu dữ liệu: [ ] Chưa hiểu  [ ] Tạm ổn  [</w:t>
+      </w:r>
+      <w:r>
+        <w:t>x</w:t>
+      </w:r>
+      <w:r>
+        <w:t xml:space="preserve"> ] Khá rõ</w:t>
+      </w:r>
+    </w:p>
+    <w:p>
+      <w:r>
+        <w:t>&gt;    - If/else \&amp; hàm:       [ ] Chưa hiểu  [ ] Tạm ổn  [</w:t>
+      </w:r>
+      <w:r>
+        <w:t>x</w:t>
+      </w:r>
+      <w:r>
+        <w:t xml:space="preserve"> ] Khá rõ</w:t>
+      </w:r>
+    </w:p>
+    <w:p>
+      <w:r>
+        <w:t xml:space="preserve">&gt;    - DOM \&amp; sự kiện:       [ ] Chưa hiểu  [ </w:t>
+      </w:r>
+      <w:r>
+        <w:t>x</w:t>
+      </w:r>
+      <w:r>
+        <w:t>] Tạm ổn  [ ] Khá rõ</w:t>
       </w:r>
     </w:p>
     <w:p/>
